--- a/pr-preview/pr-172/nonparametric-models-handout.docx
+++ b/pr-preview/pr-172/nonparametric-models-handout.docx
@@ -15,7 +15,7 @@
         <w:pStyle w:val="Date"/>
       </w:pPr>
       <w:r>
-        <w:t xml:space="preserve">Last modified: 2026-10-14 22:03:10 (PDT)</w:t>
+        <w:t xml:space="preserve">Last modified: 2026-10-14 22:26:00 (PDT)</w:t>
       </w:r>
     </w:p>
     <w:bookmarkStart w:id="14" w:name="empirical-distribution"/>
@@ -132,7 +132,13 @@
         <w:t xml:space="preserve"> </w:t>
       </w:r>
       <w:r>
-        <w:t xml:space="preserve">from the sample, each of the</w:t>
+        <w:t xml:space="preserve">from the sample,</w:t>
+      </w:r>
+      <w:r>
+        <w:t xml:space="preserve"> </w:t>
+      </w:r>
+      <w:r>
+        <w:t xml:space="preserve">each of the</w:t>
       </w:r>
       <w:r>
         <w:t xml:space="preserve"> </w:t>
@@ -584,7 +590,13 @@
         <w:t xml:space="preserve"> </w:t>
       </w:r>
       <w:r>
-        <w:t xml:space="preserve">For example, the mean of the empirical distribution is the</w:t>
+        <w:t xml:space="preserve">For example,</w:t>
+      </w:r>
+      <w:r>
+        <w:t xml:space="preserve"> </w:t>
+      </w:r>
+      <w:r>
+        <w:t xml:space="preserve">the mean of the empirical distribution is the</w:t>
       </w:r>
       <w:r>
         <w:t xml:space="preserve"> </w:t>
@@ -651,7 +663,13 @@
         <w:pStyle w:val="BodyText"/>
       </w:pPr>
       <w:r>
-        <w:t xml:space="preserve">Because it needs only the data in hand, an empirical quantity can always be computed,</w:t>
+        <w:t xml:space="preserve">Because it needs only the data in hand,</w:t>
+      </w:r>
+      <w:r>
+        <w:t xml:space="preserve"> </w:t>
+      </w:r>
+      <w:r>
+        <w:t xml:space="preserve">an empirical quantity can always be computed,</w:t>
       </w:r>
       <w:r>
         <w:t xml:space="preserve"> </w:t>
@@ -669,7 +687,13 @@
         <w:t xml:space="preserve"> </w:t>
       </w:r>
       <w:r>
-        <w:t xml:space="preserve">it estimates the variability of a statistic by sampling from the empirical distribution</w:t>
+        <w:t xml:space="preserve">it estimates the variability of a statistic</w:t>
+      </w:r>
+      <w:r>
+        <w:t xml:space="preserve"> </w:t>
+      </w:r>
+      <w:r>
+        <w:t xml:space="preserve">by sampling from the empirical distribution</w:t>
       </w:r>
       <w:r>
         <w:t xml:space="preserve"> </w:t>
